--- a/tillsyn/A 49754-2025 tillsynsbegäran.docx
+++ b/tillsyn/A 49754-2025 tillsynsbegäran.docx
@@ -1055,7 +1055,7 @@
     <w:r>
       <w:tab/>
       <w:tab/>
-      <w:t>2025-11-10</w:t>
+      <w:t>2025-11-11</w:t>
       <w:br/>
       <w:br/>
     </w:r>

--- a/tillsyn/A 49754-2025 tillsynsbegäran.docx
+++ b/tillsyn/A 49754-2025 tillsynsbegäran.docx
@@ -35,7 +35,7 @@
     </w:p>
     <w:p>
       <w:r>
-        <w:t>I avverkningsanmälan har följande 13 naturvårdsarter hittats: knärot (VU, §8), gammelgransskål (NT), garnlav (NT), granticka (NT), lunglav (NT), tallticka (NT), talltita (NT, §4), tretåig hackspett (NT, §4), bårdlav (S), norrlandslav (S), stuplav (S), vedticka (S) och revlummer (§9). Av dessa är 8 rödlistade. För rödlistade arter har rödlistekategorin angivits inom parentes. Arter som är signalarter enligt Skogsstyrelsen har markerats med (S). För fridlysta arter anges även paragrafen i Artskyddsförordningen som arten är fridlyst enligt.</w:t>
+        <w:t>I avverkningsanmälan har följande 14 naturvårdsarter hittats: knärot (VU, §8), vågticka (VU), gammelgransskål (NT), garnlav (NT), granticka (NT), lunglav (NT), tallticka (NT), talltita (NT, §4), tretåig hackspett (NT, §4), bårdlav (S), norrlandslav (S), stuplav (S), vedticka (S) och revlummer (§9). Av dessa är 9 rödlistade. För rödlistade arter har rödlistekategorin angivits inom parentes. Arter som är signalarter enligt Skogsstyrelsen har markerats med (S). För fridlysta arter anges även paragrafen i Artskyddsförordningen som arten är fridlyst enligt.</w:t>
       </w:r>
     </w:p>
     <w:p>
@@ -184,6 +184,17 @@
       </w:r>
     </w:p>
     <w:p>
+      <w:r>
+        <w:rPr>
+          <w:b/>
+        </w:rPr>
+        <w:t xml:space="preserve">Vågticka (VU) </w:t>
+      </w:r>
+      <w:r>
+        <w:t>är knuten till kontinuitetsgranskogar med mycket död ved. Tidigare ansågs den som ytterst sällsynt men har nu blivit påträffad så många gånger att hotbilden eventuellt förändrats. Fortfarande är dock arten att anse som sårbar eftersom den fordrar rik tillgång till främst granlågor, ett substrat som minskat kraftigt i våra skogar. Vågtickans status bör ytterligare utredas. I väntan på detta måste fler av artens kända växtplatser säkerställas (SLU Artdatabanken, 2024).</w:t>
+      </w:r>
+    </w:p>
+    <w:p>
       <w:pPr>
         <w:pStyle w:val="Heading1"/>
       </w:pPr>
@@ -1055,7 +1066,7 @@
     <w:r>
       <w:tab/>
       <w:tab/>
-      <w:t>2025-11-11</w:t>
+      <w:t>2025-11-12</w:t>
       <w:br/>
       <w:br/>
     </w:r>

--- a/tillsyn/A 49754-2025 tillsynsbegäran.docx
+++ b/tillsyn/A 49754-2025 tillsynsbegäran.docx
@@ -1066,7 +1066,7 @@
     <w:r>
       <w:tab/>
       <w:tab/>
-      <w:t>2025-11-12</w:t>
+      <w:t>2025-11-13</w:t>
       <w:br/>
       <w:br/>
     </w:r>

--- a/tillsyn/A 49754-2025 tillsynsbegäran.docx
+++ b/tillsyn/A 49754-2025 tillsynsbegäran.docx
@@ -1066,7 +1066,7 @@
     <w:r>
       <w:tab/>
       <w:tab/>
-      <w:t>2025-11-13</w:t>
+      <w:t>2025-11-14</w:t>
       <w:br/>
       <w:br/>
     </w:r>

--- a/tillsyn/A 49754-2025 tillsynsbegäran.docx
+++ b/tillsyn/A 49754-2025 tillsynsbegäran.docx
@@ -1066,7 +1066,7 @@
     <w:r>
       <w:tab/>
       <w:tab/>
-      <w:t>2025-11-14</w:t>
+      <w:t>2025-11-15</w:t>
       <w:br/>
       <w:br/>
     </w:r>

--- a/tillsyn/A 49754-2025 tillsynsbegäran.docx
+++ b/tillsyn/A 49754-2025 tillsynsbegäran.docx
@@ -1066,7 +1066,7 @@
     <w:r>
       <w:tab/>
       <w:tab/>
-      <w:t>2025-11-15</w:t>
+      <w:t>2025-11-20</w:t>
       <w:br/>
       <w:br/>
     </w:r>

--- a/tillsyn/A 49754-2025 tillsynsbegäran.docx
+++ b/tillsyn/A 49754-2025 tillsynsbegäran.docx
@@ -1066,7 +1066,7 @@
     <w:r>
       <w:tab/>
       <w:tab/>
-      <w:t>2025-11-20</w:t>
+      <w:t>2025-11-21</w:t>
       <w:br/>
       <w:br/>
     </w:r>

--- a/tillsyn/A 49754-2025 tillsynsbegäran.docx
+++ b/tillsyn/A 49754-2025 tillsynsbegäran.docx
@@ -1066,7 +1066,7 @@
     <w:r>
       <w:tab/>
       <w:tab/>
-      <w:t>2025-11-21</w:t>
+      <w:t>2025-11-22</w:t>
       <w:br/>
       <w:br/>
     </w:r>

--- a/tillsyn/A 49754-2025 tillsynsbegäran.docx
+++ b/tillsyn/A 49754-2025 tillsynsbegäran.docx
@@ -1066,7 +1066,7 @@
     <w:r>
       <w:tab/>
       <w:tab/>
-      <w:t>2025-11-22</w:t>
+      <w:t>2025-11-23</w:t>
       <w:br/>
       <w:br/>
     </w:r>

--- a/tillsyn/A 49754-2025 tillsynsbegäran.docx
+++ b/tillsyn/A 49754-2025 tillsynsbegäran.docx
@@ -1066,7 +1066,7 @@
     <w:r>
       <w:tab/>
       <w:tab/>
-      <w:t>2025-11-23</w:t>
+      <w:t>2025-11-24</w:t>
       <w:br/>
       <w:br/>
     </w:r>

--- a/tillsyn/A 49754-2025 tillsynsbegäran.docx
+++ b/tillsyn/A 49754-2025 tillsynsbegäran.docx
@@ -1066,7 +1066,7 @@
     <w:r>
       <w:tab/>
       <w:tab/>
-      <w:t>2025-11-24</w:t>
+      <w:t>2025-11-25</w:t>
       <w:br/>
       <w:br/>
     </w:r>

--- a/tillsyn/A 49754-2025 tillsynsbegäran.docx
+++ b/tillsyn/A 49754-2025 tillsynsbegäran.docx
@@ -1066,7 +1066,7 @@
     <w:r>
       <w:tab/>
       <w:tab/>
-      <w:t>2025-11-25</w:t>
+      <w:t>2025-11-26</w:t>
       <w:br/>
       <w:br/>
     </w:r>

--- a/tillsyn/A 49754-2025 tillsynsbegäran.docx
+++ b/tillsyn/A 49754-2025 tillsynsbegäran.docx
@@ -1066,7 +1066,7 @@
     <w:r>
       <w:tab/>
       <w:tab/>
-      <w:t>2025-11-26</w:t>
+      <w:t>2025-11-27</w:t>
       <w:br/>
       <w:br/>
     </w:r>

--- a/tillsyn/A 49754-2025 tillsynsbegäran.docx
+++ b/tillsyn/A 49754-2025 tillsynsbegäran.docx
@@ -1066,7 +1066,7 @@
     <w:r>
       <w:tab/>
       <w:tab/>
-      <w:t>2025-11-27</w:t>
+      <w:t>2025-11-28</w:t>
       <w:br/>
       <w:br/>
     </w:r>

--- a/tillsyn/A 49754-2025 tillsynsbegäran.docx
+++ b/tillsyn/A 49754-2025 tillsynsbegäran.docx
@@ -1066,7 +1066,7 @@
     <w:r>
       <w:tab/>
       <w:tab/>
-      <w:t>2025-11-28</w:t>
+      <w:t>2025-11-29</w:t>
       <w:br/>
       <w:br/>
     </w:r>

--- a/tillsyn/A 49754-2025 tillsynsbegäran.docx
+++ b/tillsyn/A 49754-2025 tillsynsbegäran.docx
@@ -1066,7 +1066,7 @@
     <w:r>
       <w:tab/>
       <w:tab/>
-      <w:t>2025-11-29</w:t>
+      <w:t>2025-11-30</w:t>
       <w:br/>
       <w:br/>
     </w:r>

--- a/tillsyn/A 49754-2025 tillsynsbegäran.docx
+++ b/tillsyn/A 49754-2025 tillsynsbegäran.docx
@@ -1066,7 +1066,7 @@
     <w:r>
       <w:tab/>
       <w:tab/>
-      <w:t>2025-11-30</w:t>
+      <w:t>2025-12-01</w:t>
       <w:br/>
       <w:br/>
     </w:r>

--- a/tillsyn/A 49754-2025 tillsynsbegäran.docx
+++ b/tillsyn/A 49754-2025 tillsynsbegäran.docx
@@ -1066,7 +1066,7 @@
     <w:r>
       <w:tab/>
       <w:tab/>
-      <w:t>2025-12-01</w:t>
+      <w:t>2025-12-02</w:t>
       <w:br/>
       <w:br/>
     </w:r>

--- a/tillsyn/A 49754-2025 tillsynsbegäran.docx
+++ b/tillsyn/A 49754-2025 tillsynsbegäran.docx
@@ -1066,7 +1066,7 @@
     <w:r>
       <w:tab/>
       <w:tab/>
-      <w:t>2025-12-02</w:t>
+      <w:t>2025-12-03</w:t>
       <w:br/>
       <w:br/>
     </w:r>

--- a/tillsyn/A 49754-2025 tillsynsbegäran.docx
+++ b/tillsyn/A 49754-2025 tillsynsbegäran.docx
@@ -1066,7 +1066,7 @@
     <w:r>
       <w:tab/>
       <w:tab/>
-      <w:t>2025-12-03</w:t>
+      <w:t>2025-12-04</w:t>
       <w:br/>
       <w:br/>
     </w:r>

--- a/tillsyn/A 49754-2025 tillsynsbegäran.docx
+++ b/tillsyn/A 49754-2025 tillsynsbegäran.docx
@@ -1066,7 +1066,7 @@
     <w:r>
       <w:tab/>
       <w:tab/>
-      <w:t>2025-12-04</w:t>
+      <w:t>2025-12-05</w:t>
       <w:br/>
       <w:br/>
     </w:r>

--- a/tillsyn/A 49754-2025 tillsynsbegäran.docx
+++ b/tillsyn/A 49754-2025 tillsynsbegäran.docx
@@ -1066,7 +1066,7 @@
     <w:r>
       <w:tab/>
       <w:tab/>
-      <w:t>2025-12-05</w:t>
+      <w:t>2025-12-06</w:t>
       <w:br/>
       <w:br/>
     </w:r>

--- a/tillsyn/A 49754-2025 tillsynsbegäran.docx
+++ b/tillsyn/A 49754-2025 tillsynsbegäran.docx
@@ -1066,7 +1066,7 @@
     <w:r>
       <w:tab/>
       <w:tab/>
-      <w:t>2025-12-19</w:t>
+      <w:t>2025-12-20</w:t>
       <w:br/>
       <w:br/>
     </w:r>

--- a/tillsyn/A 49754-2025 tillsynsbegäran.docx
+++ b/tillsyn/A 49754-2025 tillsynsbegäran.docx
@@ -1066,7 +1066,7 @@
     <w:r>
       <w:tab/>
       <w:tab/>
-      <w:t>2025-12-20</w:t>
+      <w:t>2025-12-21</w:t>
       <w:br/>
       <w:br/>
     </w:r>

--- a/tillsyn/A 49754-2025 tillsynsbegäran.docx
+++ b/tillsyn/A 49754-2025 tillsynsbegäran.docx
@@ -1066,7 +1066,7 @@
     <w:r>
       <w:tab/>
       <w:tab/>
-      <w:t>2025-12-21</w:t>
+      <w:t>2025-12-22</w:t>
       <w:br/>
       <w:br/>
     </w:r>

--- a/tillsyn/A 49754-2025 tillsynsbegäran.docx
+++ b/tillsyn/A 49754-2025 tillsynsbegäran.docx
@@ -1066,7 +1066,7 @@
     <w:r>
       <w:tab/>
       <w:tab/>
-      <w:t>2025-12-22</w:t>
+      <w:t>2025-12-26</w:t>
       <w:br/>
       <w:br/>
     </w:r>

--- a/tillsyn/A 49754-2025 tillsynsbegäran.docx
+++ b/tillsyn/A 49754-2025 tillsynsbegäran.docx
@@ -1066,7 +1066,7 @@
     <w:r>
       <w:tab/>
       <w:tab/>
-      <w:t>2026-01-03</w:t>
+      <w:t>2026-01-04</w:t>
       <w:br/>
       <w:br/>
     </w:r>
